--- a/lessons/7-3/readiness/practice.docx
+++ b/lessons/7-3/readiness/practice.docx
@@ -14,7 +14,7 @@
           <w:sz w:val="36"/>
           <w:szCs w:val="36"/>
         </w:rPr>
-        <w:t xml:space="preserve">Get Ready: Solve Multiplication and Division Equations</w:t>
+        <w:t xml:space="preserve">Get Ready: Integers and Absolute Value</w:t>
       </w:r>
     </w:p>
     <w:p>
@@ -29,7 +29,7 @@
           <w:sz w:val="20"/>
           <w:szCs w:val="20"/>
         </w:rPr>
-        <w:t xml:space="preserve">Readiness practice for Lesson 7-3  ·  Builds toward 6.EE.7</w:t>
+        <w:t xml:space="preserve">Readiness practice for Lesson 9-2  ·  Builds toward 6.NS.7</w:t>
       </w:r>
     </w:p>
     <w:p>
@@ -68,7 +68,7 @@
           <w:sz w:val="22"/>
           <w:szCs w:val="22"/>
         </w:rPr>
-        <w:t xml:space="preserve">To solve 3x = 12, you undo the multiplication by dividing — multiplying and dividing are inverses, just like in a fact family. Warm up multiplication facts and inverse thinking and these equations are quick.</w:t>
+        <w:t xml:space="preserve">Integers and absolute value sit on a number line. To get them, you need to count steps from 0 in both directions and understand opposites (left/right). Warm up the number line and "how far from zero" feels natural.</w:t>
       </w:r>
     </w:p>
     <w:p>
@@ -81,7 +81,7 @@
           <w:sz w:val="20"/>
           <w:szCs w:val="20"/>
         </w:rPr>
-        <w:t xml:space="preserve">Skills you'll warm up: Multiplication &amp; division facts  ·  Fact families (× and ÷ inverses)  ·  Finding a missing factor  ·  Substituting to check</w:t>
+        <w:t xml:space="preserve">Skills you'll warm up: Counting on a number line  ·  Distance from zero  ·  Opposites (left/right of 0)  ·  Whole-number subtraction</w:t>
       </w:r>
     </w:p>
     <w:p>
@@ -124,19 +124,19 @@
           <w:sz w:val="20"/>
           <w:szCs w:val="20"/>
         </w:rPr>
-        <w:t xml:space="preserve">Find the missing factor step by step.</w:t>
-      </w:r>
-    </w:p>
-    <w:p>
-      <w:pPr>
-        <w:spacing w:after="40" w:before="0"/>
-      </w:pPr>
-      <w:r>
-        <w:rPr>
-          <w:sz w:val="22"/>
-          <w:szCs w:val="22"/>
-        </w:rPr>
-        <w:t xml:space="preserve">1.  What goes in the box? 2 × □ = 6</w:t>
+        <w:t xml:space="preserve">Count steps from zero, one at a time.</w:t>
+      </w:r>
+    </w:p>
+    <w:p>
+      <w:pPr>
+        <w:spacing w:after="40" w:before="0"/>
+      </w:pPr>
+      <w:r>
+        <w:rPr>
+          <w:sz w:val="22"/>
+          <w:szCs w:val="22"/>
+        </w:rPr>
+        <w:t xml:space="preserve">1.  How many steps from 0 to the number 3 (moving right)?</w:t>
       </w:r>
     </w:p>
     <w:p>
@@ -159,7 +159,7 @@
           <w:sz w:val="22"/>
           <w:szCs w:val="22"/>
         </w:rPr>
-        <w:t xml:space="preserve">2.  What goes in the box? □ ÷ 2 = 4</w:t>
+        <w:t xml:space="preserve">2.  How many steps from 0 to the number 7?</w:t>
       </w:r>
     </w:p>
     <w:p>
@@ -182,7 +182,7 @@
           <w:sz w:val="22"/>
           <w:szCs w:val="22"/>
         </w:rPr>
-        <w:t xml:space="preserve">3.  Complete the fact family: 4 × 3 = 12, so 12 ÷ 3 = ___</w:t>
+        <w:t xml:space="preserve">3.  How many steps from 0 to the number 0?</w:t>
       </w:r>
     </w:p>
     <w:p>
@@ -222,19 +222,19 @@
           <w:sz w:val="20"/>
           <w:szCs w:val="20"/>
         </w:rPr>
-        <w:t xml:space="preserve">Pick the inverse, then solve.</w:t>
-      </w:r>
-    </w:p>
-    <w:p>
-      <w:pPr>
-        <w:spacing w:after="40" w:before="0"/>
-      </w:pPr>
-      <w:r>
-        <w:rPr>
-          <w:sz w:val="22"/>
-          <w:szCs w:val="22"/>
-        </w:rPr>
-        <w:t xml:space="preserve">1.  To undo × 4, what do you do to both sides?</w:t>
+        <w:t xml:space="preserve">Distance is always counted as steps.</w:t>
+      </w:r>
+    </w:p>
+    <w:p>
+      <w:pPr>
+        <w:spacing w:after="40" w:before="0"/>
+      </w:pPr>
+      <w:r>
+        <w:rPr>
+          <w:sz w:val="22"/>
+          <w:szCs w:val="22"/>
+        </w:rPr>
+        <w:t xml:space="preserve">1.  Which is the opposite direction of left?</w:t>
       </w:r>
     </w:p>
     <w:p>
@@ -247,7 +247,7 @@
           <w:sz w:val="20"/>
           <w:szCs w:val="20"/>
         </w:rPr>
-        <w:t xml:space="preserve">     choices: Multiply by 4   /   Divide by 4   /   Subtract 4</w:t>
+        <w:t xml:space="preserve">     choices: Down   /   Right   /   Up</w:t>
       </w:r>
     </w:p>
     <w:p>
@@ -270,7 +270,7 @@
           <w:sz w:val="22"/>
           <w:szCs w:val="22"/>
         </w:rPr>
-        <w:t xml:space="preserve">2.  Solve: 4x = 12. What is x?</w:t>
+        <w:t xml:space="preserve">2.  A frog jumps 6 steps left of 0, then counts how far it is from 0. What is the distance?</w:t>
       </w:r>
     </w:p>
     <w:p>
@@ -310,19 +310,19 @@
           <w:sz w:val="20"/>
           <w:szCs w:val="20"/>
         </w:rPr>
-        <w:t xml:space="preserve">Solve and check by substituting.</w:t>
-      </w:r>
-    </w:p>
-    <w:p>
-      <w:pPr>
-        <w:spacing w:after="40" w:before="0"/>
-      </w:pPr>
-      <w:r>
-        <w:rPr>
-          <w:sz w:val="22"/>
-          <w:szCs w:val="22"/>
-        </w:rPr>
-        <w:t xml:space="preserve">1.  Solve: x ÷ 3 = 5. What is x?</w:t>
+        <w:t xml:space="preserve">Stretch into distance thinking.</w:t>
+      </w:r>
+    </w:p>
+    <w:p>
+      <w:pPr>
+        <w:spacing w:after="40" w:before="0"/>
+      </w:pPr>
+      <w:r>
+        <w:rPr>
+          <w:sz w:val="22"/>
+          <w:szCs w:val="22"/>
+        </w:rPr>
+        <w:t xml:space="preserve">1.  Point A is 9 steps right of 0. Point B is at 0. How far apart are they?</w:t>
       </w:r>
     </w:p>
     <w:p>
@@ -345,7 +345,20 @@
           <w:sz w:val="22"/>
           <w:szCs w:val="22"/>
         </w:rPr>
-        <w:t xml:space="preserve">2.  Solve: 18 = 6x. What is x?</w:t>
+        <w:t xml:space="preserve">2.  Which is farther from 0: a point 4 steps left, or a point 6 steps right?</w:t>
+      </w:r>
+    </w:p>
+    <w:p>
+      <w:pPr>
+        <w:spacing w:after="40" w:before="0"/>
+      </w:pPr>
+      <w:r>
+        <w:rPr>
+          <w:color w:val="5E6E7E"/>
+          <w:sz w:val="20"/>
+          <w:szCs w:val="20"/>
+        </w:rPr>
+        <w:t xml:space="preserve">     choices: 4 steps left   /   6 steps right</w:t>
       </w:r>
     </w:p>
     <w:p>
@@ -383,7 +396,7 @@
           <w:sz w:val="22"/>
           <w:szCs w:val="22"/>
         </w:rPr>
-        <w:t xml:space="preserve">1.  Solve: 5x = 20. What is x?</w:t>
+        <w:t xml:space="preserve">1.  How many steps from 0 is the number 7?</w:t>
       </w:r>
     </w:p>
     <w:p>
@@ -406,7 +419,7 @@
           <w:sz w:val="22"/>
           <w:szCs w:val="22"/>
         </w:rPr>
-        <w:t xml:space="preserve">2.  Which step solves x ÷ 2 = 6?</w:t>
+        <w:t xml:space="preserve">2.  The opposite of moving 5 steps right is moving 5 steps ___?</w:t>
       </w:r>
     </w:p>
     <w:p>
@@ -419,7 +432,7 @@
           <w:sz w:val="20"/>
           <w:szCs w:val="20"/>
         </w:rPr>
-        <w:t xml:space="preserve">     choices: Multiply both sides by 2   /   Divide both sides by 2   /   Subtract 2 from both sides</w:t>
+        <w:t xml:space="preserve">     choices: Left   /   Up   /   Down</w:t>
       </w:r>
     </w:p>
     <w:p>
@@ -445,7 +458,7 @@
           <w:sz w:val="20"/>
           <w:szCs w:val="20"/>
         </w:rPr>
-        <w:t xml:space="preserve">When you've finished, open Lesson 7-3 and dive in!</w:t>
+        <w:t xml:space="preserve">When you've finished, open Lesson 9-2 and dive in!</w:t>
       </w:r>
     </w:p>
     <w:p>
@@ -504,7 +517,7 @@
           <w:sz w:val="20"/>
           <w:szCs w:val="20"/>
         </w:rPr>
-        <w:t xml:space="preserve">2. 8</w:t>
+        <w:t xml:space="preserve">2. 7</w:t>
       </w:r>
     </w:p>
     <w:p>
@@ -516,7 +529,7 @@
           <w:sz w:val="20"/>
           <w:szCs w:val="20"/>
         </w:rPr>
-        <w:t xml:space="preserve">3. 4</w:t>
+        <w:t xml:space="preserve">3. 0</w:t>
       </w:r>
     </w:p>
     <w:p>
@@ -543,7 +556,7 @@
           <w:sz w:val="20"/>
           <w:szCs w:val="20"/>
         </w:rPr>
-        <w:t xml:space="preserve">1. Divide by 4</w:t>
+        <w:t xml:space="preserve">1. Right</w:t>
       </w:r>
     </w:p>
     <w:p>
@@ -555,7 +568,7 @@
           <w:sz w:val="20"/>
           <w:szCs w:val="20"/>
         </w:rPr>
-        <w:t xml:space="preserve">2. 3</w:t>
+        <w:t xml:space="preserve">2. 6</w:t>
       </w:r>
     </w:p>
     <w:p>
@@ -582,7 +595,7 @@
           <w:sz w:val="20"/>
           <w:szCs w:val="20"/>
         </w:rPr>
-        <w:t xml:space="preserve">1. 15</w:t>
+        <w:t xml:space="preserve">1. 9</w:t>
       </w:r>
     </w:p>
     <w:p>
@@ -594,7 +607,7 @@
           <w:sz w:val="20"/>
           <w:szCs w:val="20"/>
         </w:rPr>
-        <w:t xml:space="preserve">2. 3</w:t>
+        <w:t xml:space="preserve">2. 6 steps right</w:t>
       </w:r>
     </w:p>
     <w:p>
@@ -621,7 +634,7 @@
           <w:sz w:val="20"/>
           <w:szCs w:val="20"/>
         </w:rPr>
-        <w:t xml:space="preserve">1. 4</w:t>
+        <w:t xml:space="preserve">1. 7</w:t>
       </w:r>
     </w:p>
     <w:p>
@@ -633,7 +646,7 @@
           <w:sz w:val="20"/>
           <w:szCs w:val="20"/>
         </w:rPr>
-        <w:t xml:space="preserve">2. Multiply both sides by 2</w:t>
+        <w:t xml:space="preserve">2. Left</w:t>
       </w:r>
     </w:p>
     <w:sectPr>
